--- a/mockup/monthly_client_statement/sample-statements/OTCTrading_Simplified_sample.docx
+++ b/mockup/monthly_client_statement/sample-statements/OTCTrading_Simplified_sample.docx
@@ -193,7 +193,7 @@
                 <w:color w:val="0A2342"/>
                 <w:sz w:val="19"/>
               </w:rPr>
-              <w:t>Vault Statement  ·  HT Markets MENA FZE</w:t>
+              <w:t>Activity Statement  ·  HT Markets MENA FZE</w:t>
             </w:r>
           </w:p>
           <w:p>
@@ -233,7 +233,7 @@
           <w:color w:val="0A2342"/>
           <w:sz w:val="28"/>
         </w:rPr>
-        <w:t>A. Client Identification</w:t>
+        <w:t>A. Client Information</w:t>
       </w:r>
     </w:p>
     <w:tbl>
@@ -268,7 +268,7 @@
                 <w:color w:val="0A2342"/>
                 <w:sz w:val="18"/>
               </w:rPr>
-              <w:t>Client Name</w:t>
+              <w:t>Legal Name</w:t>
             </w:r>
           </w:p>
         </w:tc>
@@ -321,7 +321,7 @@
                 <w:color w:val="0A2342"/>
                 <w:sz w:val="18"/>
               </w:rPr>
-              <w:t>Enterprise ID</w:t>
+              <w:t>Enterprise Name</w:t>
             </w:r>
           </w:p>
         </w:tc>
@@ -347,7 +347,113 @@
                 <w:color w:val="4A5568"/>
                 <w:sz w:val="18"/>
               </w:rPr>
-              <w:t>ENT-AE-2811</w:t>
+              <w:t>HT Markets MENA FZE — Custody</w:t>
+            </w:r>
+          </w:p>
+        </w:tc>
+      </w:tr>
+      <w:tr>
+        <w:tc>
+          <w:tcPr>
+            <w:tcW w:type="dxa" w:w="3118"/>
+            <w:tcBorders>
+              <w:bottom w:val="single" w:sz="4" w:color="D0D5DD"/>
+            </w:tcBorders>
+            <w:vAlign w:val="center"/>
+          </w:tcPr>
+          <w:p>
+            <w:pPr>
+              <w:spacing w:before="40" w:after="40"/>
+            </w:pPr>
+            <w:r>
+              <w:rPr>
+                <w:rFonts w:ascii="Arial" w:hAnsi="Arial"/>
+                <w:rFonts w:ascii="Arial" w:hAnsi="Arial" w:cs="Arial"/>
+                <w:b/>
+                <w:i w:val="0"/>
+                <w:color w:val="0A2342"/>
+                <w:sz w:val="18"/>
+              </w:rPr>
+              <w:t>Enterprise ID</w:t>
+            </w:r>
+          </w:p>
+        </w:tc>
+        <w:tc>
+          <w:tcPr>
+            <w:tcW w:type="dxa" w:w="6746"/>
+            <w:tcBorders>
+              <w:bottom w:val="single" w:sz="4" w:color="D0D5DD"/>
+            </w:tcBorders>
+            <w:vAlign w:val="center"/>
+          </w:tcPr>
+          <w:p>
+            <w:pPr>
+              <w:spacing w:before="40" w:after="40"/>
+            </w:pPr>
+            <w:r>
+              <w:rPr>
+                <w:rFonts w:ascii="Arial" w:hAnsi="Arial"/>
+                <w:rFonts w:ascii="Arial" w:hAnsi="Arial" w:cs="Arial"/>
+                <w:b w:val="0"/>
+                <w:i w:val="0"/>
+                <w:color w:val="4A5568"/>
+                <w:sz w:val="18"/>
+              </w:rPr>
+              <w:t>21a4bf26-8dcc-11ee-9b69-2346469ca27d</w:t>
+            </w:r>
+          </w:p>
+        </w:tc>
+      </w:tr>
+      <w:tr>
+        <w:tc>
+          <w:tcPr>
+            <w:tcW w:type="dxa" w:w="3118"/>
+            <w:shd w:val="clear" w:color="auto" w:fill="F5F7FA"/>
+            <w:tcBorders>
+              <w:bottom w:val="single" w:sz="4" w:color="D0D5DD"/>
+            </w:tcBorders>
+            <w:vAlign w:val="center"/>
+          </w:tcPr>
+          <w:p>
+            <w:pPr>
+              <w:spacing w:before="40" w:after="40"/>
+            </w:pPr>
+            <w:r>
+              <w:rPr>
+                <w:rFonts w:ascii="Arial" w:hAnsi="Arial"/>
+                <w:rFonts w:ascii="Arial" w:hAnsi="Arial" w:cs="Arial"/>
+                <w:b/>
+                <w:i w:val="0"/>
+                <w:color w:val="0A2342"/>
+                <w:sz w:val="18"/>
+              </w:rPr>
+              <w:t>Custodian</w:t>
+            </w:r>
+          </w:p>
+        </w:tc>
+        <w:tc>
+          <w:tcPr>
+            <w:tcW w:type="dxa" w:w="6746"/>
+            <w:shd w:val="clear" w:color="auto" w:fill="F5F7FA"/>
+            <w:tcBorders>
+              <w:bottom w:val="single" w:sz="4" w:color="D0D5DD"/>
+            </w:tcBorders>
+            <w:vAlign w:val="center"/>
+          </w:tcPr>
+          <w:p>
+            <w:pPr>
+              <w:spacing w:before="40" w:after="40"/>
+            </w:pPr>
+            <w:r>
+              <w:rPr>
+                <w:rFonts w:ascii="Arial" w:hAnsi="Arial"/>
+                <w:rFonts w:ascii="Arial" w:hAnsi="Arial" w:cs="Arial"/>
+                <w:b w:val="0"/>
+                <w:i w:val="0"/>
+                <w:color w:val="4A5568"/>
+                <w:sz w:val="18"/>
+              </w:rPr>
+              <w:t>HexSafe MENA Limited</w:t>
             </w:r>
           </w:p>
         </w:tc>
@@ -1156,7 +1262,7 @@
                 <w:color w:val="0A2342"/>
                 <w:sz w:val="19"/>
               </w:rPr>
-              <w:t>Vault Statement  ·  HT Markets MENA FZE</w:t>
+              <w:t>Activity Statement  ·  HT Markets MENA FZE</w:t>
             </w:r>
           </w:p>
           <w:p>
@@ -2716,7 +2822,7 @@
           <w:color w:val="0A2342"/>
           <w:sz w:val="22"/>
         </w:rPr>
-        <w:t>If you have any questions regarding this Vault Statement Report, kindly contact clients@hextrust.com.</w:t>
+        <w:t>If you have any questions regarding this Activity Statement Report, kindly contact clients@hextrust.com.</w:t>
       </w:r>
     </w:p>
     <w:p>

--- a/mockup/monthly_client_statement/sample-statements/OTCTrading_Simplified_sample.docx
+++ b/mockup/monthly_client_statement/sample-statements/OTCTrading_Simplified_sample.docx
@@ -453,7 +453,7 @@
                 <w:color w:val="4A5568"/>
                 <w:sz w:val="18"/>
               </w:rPr>
-              <w:t>HexSafe MENA Limited</w:t>
+              <w:t>Hex Trust MENA FZE</w:t>
             </w:r>
           </w:p>
         </w:tc>
@@ -564,58 +564,6 @@
           </w:p>
         </w:tc>
       </w:tr>
-      <w:tr>
-        <w:tc>
-          <w:tcPr>
-            <w:tcW w:type="dxa" w:w="3118"/>
-            <w:tcBorders>
-              <w:bottom w:val="single" w:sz="4" w:color="D0D5DD"/>
-            </w:tcBorders>
-            <w:vAlign w:val="center"/>
-          </w:tcPr>
-          <w:p>
-            <w:pPr>
-              <w:spacing w:before="40" w:after="40"/>
-            </w:pPr>
-            <w:r>
-              <w:rPr>
-                <w:rFonts w:ascii="Arial" w:hAnsi="Arial"/>
-                <w:rFonts w:ascii="Arial" w:hAnsi="Arial" w:cs="Arial"/>
-                <w:b/>
-                <w:i w:val="0"/>
-                <w:color w:val="0A2342"/>
-                <w:sz w:val="18"/>
-              </w:rPr>
-              <w:t>Generated On</w:t>
-            </w:r>
-          </w:p>
-        </w:tc>
-        <w:tc>
-          <w:tcPr>
-            <w:tcW w:type="dxa" w:w="6746"/>
-            <w:tcBorders>
-              <w:bottom w:val="single" w:sz="4" w:color="D0D5DD"/>
-            </w:tcBorders>
-            <w:vAlign w:val="center"/>
-          </w:tcPr>
-          <w:p>
-            <w:pPr>
-              <w:spacing w:before="40" w:after="40"/>
-            </w:pPr>
-            <w:r>
-              <w:rPr>
-                <w:rFonts w:ascii="Arial" w:hAnsi="Arial"/>
-                <w:rFonts w:ascii="Arial" w:hAnsi="Arial" w:cs="Arial"/>
-                <w:b w:val="0"/>
-                <w:i w:val="0"/>
-                <w:color w:val="4A5568"/>
-                <w:sz w:val="18"/>
-              </w:rPr>
-              <w:t>07 May 2026</w:t>
-            </w:r>
-          </w:p>
-        </w:tc>
-      </w:tr>
     </w:tbl>
     <w:p>
       <w:pPr>
@@ -630,7 +578,7 @@
           <w:color w:val="0A2342"/>
           <w:sz w:val="28"/>
         </w:rPr>
-        <w:t>B. OTC Trading Activity (period)</w:t>
+        <w:t>B. OTC Trading Activity</w:t>
       </w:r>
     </w:p>
     <w:tbl>
@@ -932,241 +880,6 @@
                 <w:sz w:val="17"/>
               </w:rPr>
               <w:t>2 trade(s) totalling $367,520.00</w:t>
-            </w:r>
-          </w:p>
-        </w:tc>
-      </w:tr>
-    </w:tbl>
-    <w:p>
-      <w:pPr>
-        <w:spacing w:before="360" w:after="120"/>
-      </w:pPr>
-      <w:r>
-        <w:rPr>
-          <w:rFonts w:ascii="Arial" w:hAnsi="Arial"/>
-          <w:rFonts w:ascii="Arial" w:hAnsi="Arial" w:cs="Arial"/>
-          <w:b/>
-          <w:i w:val="0"/>
-          <w:color w:val="0A2342"/>
-          <w:sz w:val="28"/>
-        </w:rPr>
-        <w:t>C. Pending Items</w:t>
-      </w:r>
-    </w:p>
-    <w:p>
-      <w:pPr>
-        <w:spacing w:before="0" w:after="120"/>
-      </w:pPr>
-      <w:r>
-        <w:rPr>
-          <w:rFonts w:ascii="Arial" w:hAnsi="Arial"/>
-          <w:rFonts w:ascii="Arial" w:hAnsi="Arial" w:cs="Arial"/>
-          <w:b w:val="0"/>
-          <w:i w:val="0"/>
-          <w:color w:val="4A5568"/>
-          <w:sz w:val="18"/>
-        </w:rPr>
-        <w:t>Open items at end of period: OTC trades pending settlement.</w:t>
-      </w:r>
-    </w:p>
-    <w:tbl>
-      <w:tblPr>
-        <w:tblW w:type="auto" w:w="0"/>
-        <w:jc w:val="left"/>
-        <w:tblLayout w:type="fixed"/>
-        <w:tblLook w:firstColumn="1" w:firstRow="1" w:lastColumn="0" w:lastRow="0" w:noHBand="0" w:noVBand="1" w:val="04A0"/>
-      </w:tblPr>
-      <w:tblGrid>
-        <w:gridCol w:w="1587"/>
-        <w:gridCol w:w="1814"/>
-        <w:gridCol w:w="6463"/>
-      </w:tblGrid>
-      <w:tr>
-        <w:trPr>
-          <w:trHeight w:val="420" w:hRule="atLeast"/>
-        </w:trPr>
-        <w:tc>
-          <w:tcPr>
-            <w:tcW w:type="dxa" w:w="1587"/>
-            <w:shd w:val="clear" w:color="auto" w:fill="0A2342"/>
-            <w:tcBorders>
-              <w:top w:val="nil"/>
-            </w:tcBorders>
-            <w:tcBorders>
-              <w:bottom w:val="nil"/>
-            </w:tcBorders>
-            <w:tcBorders>
-              <w:left w:val="nil"/>
-            </w:tcBorders>
-            <w:tcBorders>
-              <w:right w:val="nil"/>
-            </w:tcBorders>
-            <w:vAlign w:val="center"/>
-          </w:tcPr>
-          <w:p>
-            <w:pPr>
-              <w:spacing w:before="0" w:after="0"/>
-            </w:pPr>
-            <w:r>
-              <w:rPr>
-                <w:rFonts w:ascii="Arial" w:hAnsi="Arial"/>
-                <w:rFonts w:ascii="Arial" w:hAnsi="Arial" w:cs="Arial"/>
-                <w:b/>
-                <w:i w:val="0"/>
-                <w:color w:val="FFFFFF"/>
-                <w:sz w:val="17"/>
-              </w:rPr>
-              <w:t>Topic</w:t>
-            </w:r>
-          </w:p>
-        </w:tc>
-        <w:tc>
-          <w:tcPr>
-            <w:tcW w:type="dxa" w:w="1814"/>
-            <w:shd w:val="clear" w:color="auto" w:fill="0A2342"/>
-            <w:tcBorders>
-              <w:top w:val="nil"/>
-            </w:tcBorders>
-            <w:tcBorders>
-              <w:bottom w:val="nil"/>
-            </w:tcBorders>
-            <w:tcBorders>
-              <w:left w:val="nil"/>
-            </w:tcBorders>
-            <w:tcBorders>
-              <w:right w:val="nil"/>
-            </w:tcBorders>
-            <w:vAlign w:val="center"/>
-          </w:tcPr>
-          <w:p>
-            <w:pPr>
-              <w:spacing w:before="0" w:after="0"/>
-            </w:pPr>
-            <w:r>
-              <w:rPr>
-                <w:rFonts w:ascii="Arial" w:hAnsi="Arial"/>
-                <w:rFonts w:ascii="Arial" w:hAnsi="Arial" w:cs="Arial"/>
-                <w:b/>
-                <w:i w:val="0"/>
-                <w:color w:val="FFFFFF"/>
-                <w:sz w:val="17"/>
-              </w:rPr>
-              <w:t>Status</w:t>
-            </w:r>
-          </w:p>
-        </w:tc>
-        <w:tc>
-          <w:tcPr>
-            <w:tcW w:type="dxa" w:w="6463"/>
-            <w:shd w:val="clear" w:color="auto" w:fill="0A2342"/>
-            <w:tcBorders>
-              <w:top w:val="nil"/>
-            </w:tcBorders>
-            <w:tcBorders>
-              <w:bottom w:val="nil"/>
-            </w:tcBorders>
-            <w:tcBorders>
-              <w:left w:val="nil"/>
-            </w:tcBorders>
-            <w:tcBorders>
-              <w:right w:val="nil"/>
-            </w:tcBorders>
-            <w:vAlign w:val="center"/>
-          </w:tcPr>
-          <w:p>
-            <w:pPr>
-              <w:spacing w:before="0" w:after="0"/>
-            </w:pPr>
-            <w:r>
-              <w:rPr>
-                <w:rFonts w:ascii="Arial" w:hAnsi="Arial"/>
-                <w:rFonts w:ascii="Arial" w:hAnsi="Arial" w:cs="Arial"/>
-                <w:b/>
-                <w:i w:val="0"/>
-                <w:color w:val="FFFFFF"/>
-                <w:sz w:val="17"/>
-              </w:rPr>
-              <w:t>Summary</w:t>
-            </w:r>
-          </w:p>
-        </w:tc>
-      </w:tr>
-      <w:tr>
-        <w:tc>
-          <w:tcPr>
-            <w:tcW w:type="dxa" w:w="1587"/>
-            <w:shd w:val="clear" w:color="auto" w:fill="FEF3C7"/>
-            <w:tcBorders>
-              <w:bottom w:val="single" w:sz="4" w:color="D0D5DD"/>
-            </w:tcBorders>
-            <w:vAlign w:val="center"/>
-          </w:tcPr>
-          <w:p>
-            <w:pPr>
-              <w:spacing w:before="40" w:after="40"/>
-            </w:pPr>
-            <w:r>
-              <w:rPr>
-                <w:rFonts w:ascii="Arial" w:hAnsi="Arial"/>
-                <w:rFonts w:ascii="Arial" w:hAnsi="Arial" w:cs="Arial"/>
-                <w:b w:val="0"/>
-                <w:i w:val="0"/>
-                <w:color w:val="4A5568"/>
-                <w:sz w:val="17"/>
-              </w:rPr>
-              <w:t>OTC Settlement</w:t>
-            </w:r>
-          </w:p>
-        </w:tc>
-        <w:tc>
-          <w:tcPr>
-            <w:tcW w:type="dxa" w:w="1814"/>
-            <w:shd w:val="clear" w:color="auto" w:fill="FEF3C7"/>
-            <w:tcBorders>
-              <w:bottom w:val="single" w:sz="4" w:color="D0D5DD"/>
-            </w:tcBorders>
-            <w:vAlign w:val="center"/>
-          </w:tcPr>
-          <w:p>
-            <w:pPr>
-              <w:spacing w:before="40" w:after="40"/>
-            </w:pPr>
-            <w:r>
-              <w:rPr>
-                <w:rFonts w:ascii="Arial" w:hAnsi="Arial"/>
-                <w:rFonts w:ascii="Arial" w:hAnsi="Arial" w:cs="Arial"/>
-                <w:b/>
-                <w:i w:val="0"/>
-                <w:color w:val="B45309"/>
-                <w:sz w:val="17"/>
-              </w:rPr>
-              <w:t>● Pending settlement</w:t>
-            </w:r>
-          </w:p>
-        </w:tc>
-        <w:tc>
-          <w:tcPr>
-            <w:tcW w:type="dxa" w:w="6463"/>
-            <w:shd w:val="clear" w:color="auto" w:fill="FEF3C7"/>
-            <w:tcBorders>
-              <w:bottom w:val="single" w:sz="4" w:color="D0D5DD"/>
-            </w:tcBorders>
-            <w:vAlign w:val="center"/>
-          </w:tcPr>
-          <w:p>
-            <w:pPr>
-              <w:spacing w:before="40" w:after="40"/>
-            </w:pPr>
-            <w:r>
-              <w:rPr>
-                <w:rFonts w:ascii="Arial" w:hAnsi="Arial"/>
-                <w:rFonts w:ascii="Arial" w:hAnsi="Arial" w:cs="Arial"/>
-                <w:b w:val="0"/>
-                <w:i w:val="0"/>
-                <w:color w:val="4A5568"/>
-                <w:sz w:val="17"/>
-              </w:rPr>
-              <w:t>2 OTC trade(s) totalling $367,520.00 are unsettled at end of period. Settlement is handled by Hex Trust — no client action required. See OTC Trading section for full detail.</w:t>
             </w:r>
           </w:p>
         </w:tc>

--- a/mockup/monthly_client_statement/sample-statements/OTCTrading_Simplified_sample.docx
+++ b/mockup/monthly_client_statement/sample-statements/OTCTrading_Simplified_sample.docx
@@ -2566,7 +2566,7 @@
           <w:color w:val="0A2342"/>
           <w:sz w:val="18"/>
         </w:rPr>
-        <w:t>Disclaimer:</w:t>
+        <w:t>Disclaimer — Hex Trust MENA FZE:</w:t>
       </w:r>
     </w:p>
     <w:p>
@@ -2582,7 +2582,7 @@
           <w:color w:val="0A2342"/>
           <w:sz w:val="18"/>
         </w:rPr>
-        <w:t>The client must review the information in the monthly statement and give Hex Trust written notice of any suspected error or omission as soon as reasonably possible (in any event, no later than 7 days of accessing / receiving the statement). Hex Trust will not be liable with respect to any error or omission in the monthly statement (including any reliance on any such error or omission) unless the client has timely objected in writing as aforementioned, unless such error or omission is the result of Hex Trust's bad faith or willful default.</w:t>
+        <w:t>The client must review the information in the monthly statement and give Hex Trust MENA FZE written notice of any suspected error or omission as soon as reasonably possible (in any event, no later than 7 days of accessing / receiving the statement). Hex Trust MENA FZE will not be liable with respect to any error or omission in the monthly statement (including any reliance on any such error or omission) unless the client has timely objected in writing as aforementioned, unless such error or omission is the result of Hex Trust MENA FZE's bad faith or willful default. Hex Trust MENA FZE is regulated by the Virtual Assets Regulatory Authority (VARA), Dubai.</w:t>
       </w:r>
     </w:p>
     <w:sectPr>

--- a/mockup/monthly_client_statement/sample-statements/OTCTrading_Simplified_sample.docx
+++ b/mockup/monthly_client_statement/sample-statements/OTCTrading_Simplified_sample.docx
@@ -121,12 +121,12 @@
         <w:tblLook w:firstColumn="1" w:firstRow="1" w:lastColumn="0" w:lastRow="0" w:noHBand="0" w:noVBand="1" w:val="04A0"/>
       </w:tblPr>
       <w:tblGrid>
-        <w:gridCol w:w="9866"/>
+        <w:gridCol w:w="10206"/>
       </w:tblGrid>
       <w:tr>
         <w:tc>
           <w:tcPr>
-            <w:tcW w:type="dxa" w:w="9866"/>
+            <w:tcW w:type="dxa" w:w="10206"/>
             <w:shd w:val="clear" w:color="auto" w:fill="C8CFD8"/>
             <w:tcBorders>
               <w:top w:val="nil"/>
@@ -164,7 +164,7 @@
       <w:tr>
         <w:tc>
           <w:tcPr>
-            <w:tcW w:type="dxa" w:w="9866"/>
+            <w:tcW w:type="dxa" w:w="10206"/>
             <w:shd w:val="clear" w:color="auto" w:fill="C8CFD8"/>
             <w:tcBorders>
               <w:top w:val="nil"/>
@@ -589,8 +589,8 @@
         <w:tblLook w:firstColumn="1" w:firstRow="1" w:lastColumn="0" w:lastRow="0" w:noHBand="0" w:noVBand="1" w:val="04A0"/>
       </w:tblPr>
       <w:tblGrid>
-        <w:gridCol w:w="5386"/>
-        <w:gridCol w:w="4479"/>
+        <w:gridCol w:w="5556"/>
+        <w:gridCol w:w="4649"/>
       </w:tblGrid>
       <w:tr>
         <w:trPr>
@@ -598,7 +598,7 @@
         </w:trPr>
         <w:tc>
           <w:tcPr>
-            <w:tcW w:type="dxa" w:w="5386"/>
+            <w:tcW w:type="dxa" w:w="5556"/>
             <w:shd w:val="clear" w:color="auto" w:fill="0A2342"/>
             <w:tcBorders>
               <w:top w:val="nil"/>
@@ -633,7 +633,7 @@
         </w:tc>
         <w:tc>
           <w:tcPr>
-            <w:tcW w:type="dxa" w:w="4479"/>
+            <w:tcW w:type="dxa" w:w="4649"/>
             <w:shd w:val="clear" w:color="auto" w:fill="0A2342"/>
             <w:tcBorders>
               <w:top w:val="nil"/>
@@ -671,7 +671,7 @@
       <w:tr>
         <w:tc>
           <w:tcPr>
-            <w:tcW w:type="dxa" w:w="5386"/>
+            <w:tcW w:type="dxa" w:w="5556"/>
             <w:tcBorders>
               <w:bottom w:val="single" w:sz="4" w:color="D0D5DD"/>
             </w:tcBorders>
@@ -696,7 +696,7 @@
         </w:tc>
         <w:tc>
           <w:tcPr>
-            <w:tcW w:type="dxa" w:w="4479"/>
+            <w:tcW w:type="dxa" w:w="4649"/>
             <w:tcBorders>
               <w:bottom w:val="single" w:sz="4" w:color="D0D5DD"/>
             </w:tcBorders>
@@ -724,7 +724,7 @@
       <w:tr>
         <w:tc>
           <w:tcPr>
-            <w:tcW w:type="dxa" w:w="5386"/>
+            <w:tcW w:type="dxa" w:w="5556"/>
             <w:shd w:val="clear" w:color="auto" w:fill="F5F7FA"/>
             <w:tcBorders>
               <w:bottom w:val="single" w:sz="4" w:color="D0D5DD"/>
@@ -750,7 +750,7 @@
         </w:tc>
         <w:tc>
           <w:tcPr>
-            <w:tcW w:type="dxa" w:w="4479"/>
+            <w:tcW w:type="dxa" w:w="4649"/>
             <w:shd w:val="clear" w:color="auto" w:fill="F5F7FA"/>
             <w:tcBorders>
               <w:bottom w:val="single" w:sz="4" w:color="D0D5DD"/>
@@ -779,7 +779,7 @@
       <w:tr>
         <w:tc>
           <w:tcPr>
-            <w:tcW w:type="dxa" w:w="5386"/>
+            <w:tcW w:type="dxa" w:w="5556"/>
             <w:tcBorders>
               <w:bottom w:val="single" w:sz="4" w:color="D0D5DD"/>
             </w:tcBorders>
@@ -804,7 +804,7 @@
         </w:tc>
         <w:tc>
           <w:tcPr>
-            <w:tcW w:type="dxa" w:w="4479"/>
+            <w:tcW w:type="dxa" w:w="4649"/>
             <w:tcBorders>
               <w:bottom w:val="single" w:sz="4" w:color="D0D5DD"/>
             </w:tcBorders>
@@ -832,7 +832,7 @@
       <w:tr>
         <w:tc>
           <w:tcPr>
-            <w:tcW w:type="dxa" w:w="5386"/>
+            <w:tcW w:type="dxa" w:w="5556"/>
             <w:shd w:val="clear" w:color="auto" w:fill="FEF3C7"/>
             <w:tcBorders>
               <w:bottom w:val="single" w:sz="4" w:color="D0D5DD"/>
@@ -858,7 +858,7 @@
         </w:tc>
         <w:tc>
           <w:tcPr>
-            <w:tcW w:type="dxa" w:w="4479"/>
+            <w:tcW w:type="dxa" w:w="4649"/>
             <w:shd w:val="clear" w:color="auto" w:fill="FEF3C7"/>
             <w:tcBorders>
               <w:bottom w:val="single" w:sz="4" w:color="D0D5DD"/>
@@ -889,7 +889,7 @@
       <w:pPr>
         <w:sectPr>
           <w:pgSz w:w="11906" w:h="16838"/>
-          <w:pgMar w:top="1134" w:right="1020" w:bottom="1134" w:left="1020" w:header="720" w:footer="720" w:gutter="0"/>
+          <w:pgMar w:top="1134" w:right="850" w:bottom="1134" w:left="850" w:header="720" w:footer="720" w:gutter="0"/>
           <w:cols w:space="720"/>
           <w:docGrid w:linePitch="360"/>
         </w:sectPr>
@@ -903,12 +903,12 @@
         <w:tblLook w:firstColumn="1" w:firstRow="1" w:lastColumn="0" w:lastRow="0" w:noHBand="0" w:noVBand="1" w:val="04A0"/>
       </w:tblPr>
       <w:tblGrid>
-        <w:gridCol w:w="9866"/>
+        <w:gridCol w:w="10206"/>
       </w:tblGrid>
       <w:tr>
         <w:tc>
           <w:tcPr>
-            <w:tcW w:type="dxa" w:w="9866"/>
+            <w:tcW w:type="dxa" w:w="10206"/>
             <w:shd w:val="clear" w:color="auto" w:fill="C8CFD8"/>
             <w:tcBorders>
               <w:top w:val="nil"/>
@@ -946,7 +946,7 @@
       <w:tr>
         <w:tc>
           <w:tcPr>
-            <w:tcW w:type="dxa" w:w="9866"/>
+            <w:tcW w:type="dxa" w:w="10206"/>
             <w:shd w:val="clear" w:color="auto" w:fill="C8CFD8"/>
             <w:tcBorders>
               <w:top w:val="nil"/>
@@ -1042,12 +1042,12 @@
         <w:tblLook w:firstColumn="1" w:firstRow="1" w:lastColumn="0" w:lastRow="0" w:noHBand="0" w:noVBand="1" w:val="04A0"/>
       </w:tblPr>
       <w:tblGrid>
-        <w:gridCol w:w="1247"/>
-        <w:gridCol w:w="907"/>
-        <w:gridCol w:w="1701"/>
-        <w:gridCol w:w="1814"/>
-        <w:gridCol w:w="1587"/>
-        <w:gridCol w:w="1020"/>
+        <w:gridCol w:w="1304"/>
+        <w:gridCol w:w="964"/>
+        <w:gridCol w:w="1757"/>
+        <w:gridCol w:w="1871"/>
+        <w:gridCol w:w="1644"/>
+        <w:gridCol w:w="1077"/>
         <w:gridCol w:w="1587"/>
       </w:tblGrid>
       <w:tr>
@@ -1056,7 +1056,7 @@
         </w:trPr>
         <w:tc>
           <w:tcPr>
-            <w:tcW w:type="dxa" w:w="1247"/>
+            <w:tcW w:type="dxa" w:w="1304"/>
             <w:shd w:val="clear" w:color="auto" w:fill="0A2342"/>
             <w:tcBorders>
               <w:top w:val="nil"/>
@@ -1091,7 +1091,7 @@
         </w:tc>
         <w:tc>
           <w:tcPr>
-            <w:tcW w:type="dxa" w:w="907"/>
+            <w:tcW w:type="dxa" w:w="964"/>
             <w:shd w:val="clear" w:color="auto" w:fill="0A2342"/>
             <w:tcBorders>
               <w:top w:val="nil"/>
@@ -1127,7 +1127,7 @@
         </w:tc>
         <w:tc>
           <w:tcPr>
-            <w:tcW w:type="dxa" w:w="1701"/>
+            <w:tcW w:type="dxa" w:w="1757"/>
             <w:shd w:val="clear" w:color="auto" w:fill="0A2342"/>
             <w:tcBorders>
               <w:top w:val="nil"/>
@@ -1163,7 +1163,7 @@
         </w:tc>
         <w:tc>
           <w:tcPr>
-            <w:tcW w:type="dxa" w:w="1814"/>
+            <w:tcW w:type="dxa" w:w="1871"/>
             <w:shd w:val="clear" w:color="auto" w:fill="0A2342"/>
             <w:tcBorders>
               <w:top w:val="nil"/>
@@ -1199,7 +1199,7 @@
         </w:tc>
         <w:tc>
           <w:tcPr>
-            <w:tcW w:type="dxa" w:w="1587"/>
+            <w:tcW w:type="dxa" w:w="1644"/>
             <w:shd w:val="clear" w:color="auto" w:fill="0A2342"/>
             <w:tcBorders>
               <w:top w:val="nil"/>
@@ -1235,7 +1235,7 @@
         </w:tc>
         <w:tc>
           <w:tcPr>
-            <w:tcW w:type="dxa" w:w="1020"/>
+            <w:tcW w:type="dxa" w:w="1077"/>
             <w:shd w:val="clear" w:color="auto" w:fill="0A2342"/>
             <w:tcBorders>
               <w:top w:val="nil"/>
@@ -1309,7 +1309,7 @@
       <w:tr>
         <w:tc>
           <w:tcPr>
-            <w:tcW w:type="dxa" w:w="1247"/>
+            <w:tcW w:type="dxa" w:w="1304"/>
             <w:tcBorders>
               <w:bottom w:val="single" w:sz="4" w:color="D0D5DD"/>
             </w:tcBorders>
@@ -1334,7 +1334,7 @@
         </w:tc>
         <w:tc>
           <w:tcPr>
-            <w:tcW w:type="dxa" w:w="907"/>
+            <w:tcW w:type="dxa" w:w="964"/>
             <w:tcBorders>
               <w:bottom w:val="single" w:sz="4" w:color="D0D5DD"/>
             </w:tcBorders>
@@ -1360,7 +1360,7 @@
         </w:tc>
         <w:tc>
           <w:tcPr>
-            <w:tcW w:type="dxa" w:w="1701"/>
+            <w:tcW w:type="dxa" w:w="1757"/>
             <w:tcBorders>
               <w:bottom w:val="single" w:sz="4" w:color="D0D5DD"/>
             </w:tcBorders>
@@ -1386,7 +1386,7 @@
         </w:tc>
         <w:tc>
           <w:tcPr>
-            <w:tcW w:type="dxa" w:w="1814"/>
+            <w:tcW w:type="dxa" w:w="1871"/>
             <w:tcBorders>
               <w:bottom w:val="single" w:sz="4" w:color="D0D5DD"/>
             </w:tcBorders>
@@ -1412,7 +1412,7 @@
         </w:tc>
         <w:tc>
           <w:tcPr>
-            <w:tcW w:type="dxa" w:w="1587"/>
+            <w:tcW w:type="dxa" w:w="1644"/>
             <w:tcBorders>
               <w:bottom w:val="single" w:sz="4" w:color="D0D5DD"/>
             </w:tcBorders>
@@ -1438,7 +1438,7 @@
         </w:tc>
         <w:tc>
           <w:tcPr>
-            <w:tcW w:type="dxa" w:w="1020"/>
+            <w:tcW w:type="dxa" w:w="1077"/>
             <w:tcBorders>
               <w:bottom w:val="single" w:sz="4" w:color="D0D5DD"/>
             </w:tcBorders>
@@ -1492,7 +1492,7 @@
       <w:tr>
         <w:tc>
           <w:tcPr>
-            <w:tcW w:type="dxa" w:w="1247"/>
+            <w:tcW w:type="dxa" w:w="1304"/>
             <w:shd w:val="clear" w:color="auto" w:fill="F5F7FA"/>
             <w:tcBorders>
               <w:bottom w:val="single" w:sz="4" w:color="D0D5DD"/>
@@ -1518,7 +1518,7 @@
         </w:tc>
         <w:tc>
           <w:tcPr>
-            <w:tcW w:type="dxa" w:w="907"/>
+            <w:tcW w:type="dxa" w:w="964"/>
             <w:shd w:val="clear" w:color="auto" w:fill="F5F7FA"/>
             <w:tcBorders>
               <w:bottom w:val="single" w:sz="4" w:color="D0D5DD"/>
@@ -1545,7 +1545,7 @@
         </w:tc>
         <w:tc>
           <w:tcPr>
-            <w:tcW w:type="dxa" w:w="1701"/>
+            <w:tcW w:type="dxa" w:w="1757"/>
             <w:shd w:val="clear" w:color="auto" w:fill="F5F7FA"/>
             <w:tcBorders>
               <w:bottom w:val="single" w:sz="4" w:color="D0D5DD"/>
@@ -1572,7 +1572,7 @@
         </w:tc>
         <w:tc>
           <w:tcPr>
-            <w:tcW w:type="dxa" w:w="1814"/>
+            <w:tcW w:type="dxa" w:w="1871"/>
             <w:shd w:val="clear" w:color="auto" w:fill="F5F7FA"/>
             <w:tcBorders>
               <w:bottom w:val="single" w:sz="4" w:color="D0D5DD"/>
@@ -1599,7 +1599,7 @@
         </w:tc>
         <w:tc>
           <w:tcPr>
-            <w:tcW w:type="dxa" w:w="1587"/>
+            <w:tcW w:type="dxa" w:w="1644"/>
             <w:shd w:val="clear" w:color="auto" w:fill="F5F7FA"/>
             <w:tcBorders>
               <w:bottom w:val="single" w:sz="4" w:color="D0D5DD"/>
@@ -1626,7 +1626,7 @@
         </w:tc>
         <w:tc>
           <w:tcPr>
-            <w:tcW w:type="dxa" w:w="1020"/>
+            <w:tcW w:type="dxa" w:w="1077"/>
             <w:shd w:val="clear" w:color="auto" w:fill="F5F7FA"/>
             <w:tcBorders>
               <w:bottom w:val="single" w:sz="4" w:color="D0D5DD"/>
@@ -1682,7 +1682,7 @@
       <w:tr>
         <w:tc>
           <w:tcPr>
-            <w:tcW w:type="dxa" w:w="1247"/>
+            <w:tcW w:type="dxa" w:w="1304"/>
             <w:tcBorders>
               <w:bottom w:val="single" w:sz="4" w:color="D0D5DD"/>
             </w:tcBorders>
@@ -1707,7 +1707,7 @@
         </w:tc>
         <w:tc>
           <w:tcPr>
-            <w:tcW w:type="dxa" w:w="907"/>
+            <w:tcW w:type="dxa" w:w="964"/>
             <w:tcBorders>
               <w:bottom w:val="single" w:sz="4" w:color="D0D5DD"/>
             </w:tcBorders>
@@ -1733,7 +1733,7 @@
         </w:tc>
         <w:tc>
           <w:tcPr>
-            <w:tcW w:type="dxa" w:w="1701"/>
+            <w:tcW w:type="dxa" w:w="1757"/>
             <w:tcBorders>
               <w:bottom w:val="single" w:sz="4" w:color="D0D5DD"/>
             </w:tcBorders>
@@ -1759,7 +1759,7 @@
         </w:tc>
         <w:tc>
           <w:tcPr>
-            <w:tcW w:type="dxa" w:w="1814"/>
+            <w:tcW w:type="dxa" w:w="1871"/>
             <w:tcBorders>
               <w:bottom w:val="single" w:sz="4" w:color="D0D5DD"/>
             </w:tcBorders>
@@ -1785,7 +1785,7 @@
         </w:tc>
         <w:tc>
           <w:tcPr>
-            <w:tcW w:type="dxa" w:w="1587"/>
+            <w:tcW w:type="dxa" w:w="1644"/>
             <w:tcBorders>
               <w:bottom w:val="single" w:sz="4" w:color="D0D5DD"/>
             </w:tcBorders>
@@ -1811,7 +1811,7 @@
         </w:tc>
         <w:tc>
           <w:tcPr>
-            <w:tcW w:type="dxa" w:w="1020"/>
+            <w:tcW w:type="dxa" w:w="1077"/>
             <w:tcBorders>
               <w:bottom w:val="single" w:sz="4" w:color="D0D5DD"/>
             </w:tcBorders>
@@ -1865,7 +1865,7 @@
       <w:tr>
         <w:tc>
           <w:tcPr>
-            <w:tcW w:type="dxa" w:w="1247"/>
+            <w:tcW w:type="dxa" w:w="1304"/>
             <w:shd w:val="clear" w:color="auto" w:fill="F5F7FA"/>
             <w:tcBorders>
               <w:bottom w:val="single" w:sz="4" w:color="D0D5DD"/>
@@ -1891,7 +1891,7 @@
         </w:tc>
         <w:tc>
           <w:tcPr>
-            <w:tcW w:type="dxa" w:w="907"/>
+            <w:tcW w:type="dxa" w:w="964"/>
             <w:shd w:val="clear" w:color="auto" w:fill="F5F7FA"/>
             <w:tcBorders>
               <w:bottom w:val="single" w:sz="4" w:color="D0D5DD"/>
@@ -1918,7 +1918,7 @@
         </w:tc>
         <w:tc>
           <w:tcPr>
-            <w:tcW w:type="dxa" w:w="1701"/>
+            <w:tcW w:type="dxa" w:w="1757"/>
             <w:shd w:val="clear" w:color="auto" w:fill="F5F7FA"/>
             <w:tcBorders>
               <w:bottom w:val="single" w:sz="4" w:color="D0D5DD"/>
@@ -1945,7 +1945,7 @@
         </w:tc>
         <w:tc>
           <w:tcPr>
-            <w:tcW w:type="dxa" w:w="1814"/>
+            <w:tcW w:type="dxa" w:w="1871"/>
             <w:shd w:val="clear" w:color="auto" w:fill="F5F7FA"/>
             <w:tcBorders>
               <w:bottom w:val="single" w:sz="4" w:color="D0D5DD"/>
@@ -1972,7 +1972,7 @@
         </w:tc>
         <w:tc>
           <w:tcPr>
-            <w:tcW w:type="dxa" w:w="1587"/>
+            <w:tcW w:type="dxa" w:w="1644"/>
             <w:shd w:val="clear" w:color="auto" w:fill="F5F7FA"/>
             <w:tcBorders>
               <w:bottom w:val="single" w:sz="4" w:color="D0D5DD"/>
@@ -1999,7 +1999,7 @@
         </w:tc>
         <w:tc>
           <w:tcPr>
-            <w:tcW w:type="dxa" w:w="1020"/>
+            <w:tcW w:type="dxa" w:w="1077"/>
             <w:shd w:val="clear" w:color="auto" w:fill="F5F7FA"/>
             <w:tcBorders>
               <w:bottom w:val="single" w:sz="4" w:color="D0D5DD"/>
@@ -2055,7 +2055,7 @@
       <w:tr>
         <w:tc>
           <w:tcPr>
-            <w:tcW w:type="dxa" w:w="1247"/>
+            <w:tcW w:type="dxa" w:w="1304"/>
             <w:tcBorders>
               <w:bottom w:val="single" w:sz="4" w:color="D0D5DD"/>
             </w:tcBorders>
@@ -2080,7 +2080,7 @@
         </w:tc>
         <w:tc>
           <w:tcPr>
-            <w:tcW w:type="dxa" w:w="907"/>
+            <w:tcW w:type="dxa" w:w="964"/>
             <w:tcBorders>
               <w:bottom w:val="single" w:sz="4" w:color="D0D5DD"/>
             </w:tcBorders>
@@ -2106,7 +2106,7 @@
         </w:tc>
         <w:tc>
           <w:tcPr>
-            <w:tcW w:type="dxa" w:w="1701"/>
+            <w:tcW w:type="dxa" w:w="1757"/>
             <w:tcBorders>
               <w:bottom w:val="single" w:sz="4" w:color="D0D5DD"/>
             </w:tcBorders>
@@ -2132,7 +2132,7 @@
         </w:tc>
         <w:tc>
           <w:tcPr>
-            <w:tcW w:type="dxa" w:w="1814"/>
+            <w:tcW w:type="dxa" w:w="1871"/>
             <w:tcBorders>
               <w:bottom w:val="single" w:sz="4" w:color="D0D5DD"/>
             </w:tcBorders>
@@ -2158,7 +2158,7 @@
         </w:tc>
         <w:tc>
           <w:tcPr>
-            <w:tcW w:type="dxa" w:w="1587"/>
+            <w:tcW w:type="dxa" w:w="1644"/>
             <w:tcBorders>
               <w:bottom w:val="single" w:sz="4" w:color="D0D5DD"/>
             </w:tcBorders>
@@ -2184,7 +2184,7 @@
         </w:tc>
         <w:tc>
           <w:tcPr>
-            <w:tcW w:type="dxa" w:w="1020"/>
+            <w:tcW w:type="dxa" w:w="1077"/>
             <w:tcBorders>
               <w:bottom w:val="single" w:sz="4" w:color="D0D5DD"/>
             </w:tcBorders>
@@ -2238,7 +2238,7 @@
       <w:tr>
         <w:tc>
           <w:tcPr>
-            <w:tcW w:type="dxa" w:w="1247"/>
+            <w:tcW w:type="dxa" w:w="1304"/>
             <w:shd w:val="clear" w:color="auto" w:fill="E5EBF1"/>
             <w:tcBorders>
               <w:bottom w:val="single" w:sz="4" w:color="D0D5DD"/>
@@ -2264,7 +2264,7 @@
         </w:tc>
         <w:tc>
           <w:tcPr>
-            <w:tcW w:type="dxa" w:w="907"/>
+            <w:tcW w:type="dxa" w:w="964"/>
             <w:shd w:val="clear" w:color="auto" w:fill="E5EBF1"/>
             <w:tcBorders>
               <w:bottom w:val="single" w:sz="4" w:color="D0D5DD"/>
@@ -2291,7 +2291,7 @@
         </w:tc>
         <w:tc>
           <w:tcPr>
-            <w:tcW w:type="dxa" w:w="1701"/>
+            <w:tcW w:type="dxa" w:w="1757"/>
             <w:shd w:val="clear" w:color="auto" w:fill="E5EBF1"/>
             <w:tcBorders>
               <w:bottom w:val="single" w:sz="4" w:color="D0D5DD"/>
@@ -2318,7 +2318,7 @@
         </w:tc>
         <w:tc>
           <w:tcPr>
-            <w:tcW w:type="dxa" w:w="1814"/>
+            <w:tcW w:type="dxa" w:w="1871"/>
             <w:shd w:val="clear" w:color="auto" w:fill="E5EBF1"/>
             <w:tcBorders>
               <w:bottom w:val="single" w:sz="4" w:color="D0D5DD"/>
@@ -2345,7 +2345,7 @@
         </w:tc>
         <w:tc>
           <w:tcPr>
-            <w:tcW w:type="dxa" w:w="1587"/>
+            <w:tcW w:type="dxa" w:w="1644"/>
             <w:shd w:val="clear" w:color="auto" w:fill="E5EBF1"/>
             <w:tcBorders>
               <w:bottom w:val="single" w:sz="4" w:color="D0D5DD"/>
@@ -2372,7 +2372,7 @@
         </w:tc>
         <w:tc>
           <w:tcPr>
-            <w:tcW w:type="dxa" w:w="1020"/>
+            <w:tcW w:type="dxa" w:w="1077"/>
             <w:shd w:val="clear" w:color="auto" w:fill="E5EBF1"/>
             <w:tcBorders>
               <w:bottom w:val="single" w:sz="4" w:color="D0D5DD"/>
@@ -2447,12 +2447,12 @@
         <w:tblLook w:firstColumn="1" w:firstRow="1" w:lastColumn="0" w:lastRow="0" w:noHBand="0" w:noVBand="1" w:val="04A0"/>
       </w:tblPr>
       <w:tblGrid>
-        <w:gridCol w:w="9866"/>
+        <w:gridCol w:w="10206"/>
       </w:tblGrid>
       <w:tr>
         <w:tc>
           <w:tcPr>
-            <w:tcW w:type="dxa" w:w="9866"/>
+            <w:tcW w:type="dxa" w:w="10206"/>
             <w:shd w:val="clear" w:color="auto" w:fill="EEF2F7"/>
             <w:tcBorders>
               <w:top w:val="single" w:sz="6" w:color="D0D5DD"/>
@@ -2501,7 +2501,7 @@
       <w:pPr>
         <w:sectPr>
           <w:pgSz w:w="11906" w:h="16838"/>
-          <w:pgMar w:top="1134" w:right="1020" w:bottom="1134" w:left="1020" w:header="720" w:footer="720" w:gutter="0"/>
+          <w:pgMar w:top="1134" w:right="850" w:bottom="1134" w:left="850" w:header="720" w:footer="720" w:gutter="0"/>
           <w:cols w:space="720"/>
           <w:docGrid w:linePitch="360"/>
         </w:sectPr>
@@ -2587,7 +2587,7 @@
     </w:p>
     <w:sectPr>
       <w:pgSz w:w="11906" w:h="16838"/>
-      <w:pgMar w:top="1134" w:right="1020" w:bottom="1134" w:left="1020" w:header="720" w:footer="720" w:gutter="0"/>
+      <w:pgMar w:top="1134" w:right="850" w:bottom="1134" w:left="850" w:header="720" w:footer="720" w:gutter="0"/>
       <w:cols w:space="720"/>
       <w:docGrid w:linePitch="360"/>
     </w:sectPr>

--- a/mockup/monthly_client_statement/sample-statements/OTCTrading_Simplified_sample.docx
+++ b/mockup/monthly_client_statement/sample-statements/OTCTrading_Simplified_sample.docx
@@ -73,7 +73,7 @@
           <w:color w:val="4A5568"/>
           <w:sz w:val="40"/>
         </w:rPr>
-        <w:t>HT Markets MENA FZE</w:t>
+        <w:t>SuperRich Tech Limited</w:t>
       </w:r>
     </w:p>
     <w:p>
@@ -193,7 +193,7 @@
                 <w:color w:val="0A2342"/>
                 <w:sz w:val="19"/>
               </w:rPr>
-              <w:t>Activity Statement  ·  HT Markets MENA FZE</w:t>
+              <w:t>Activity Statement  ·  SuperRich Tech Limited</w:t>
             </w:r>
           </w:p>
           <w:p>
@@ -268,7 +268,7 @@
                 <w:color w:val="0A2342"/>
                 <w:sz w:val="18"/>
               </w:rPr>
-              <w:t>Legal Name</w:t>
+              <w:t>Client Name</w:t>
             </w:r>
           </w:p>
         </w:tc>
@@ -293,7 +293,7 @@
                 <w:color w:val="4A5568"/>
                 <w:sz w:val="18"/>
               </w:rPr>
-              <w:t>HT Markets MENA FZE</w:t>
+              <w:t>SuperRich Tech Limited</w:t>
             </w:r>
           </w:p>
         </w:tc>
@@ -321,7 +321,7 @@
                 <w:color w:val="0A2342"/>
                 <w:sz w:val="18"/>
               </w:rPr>
-              <w:t>Enterprise Name</w:t>
+              <w:t>Client ID</w:t>
             </w:r>
           </w:p>
         </w:tc>
@@ -347,7 +347,7 @@
                 <w:color w:val="4A5568"/>
                 <w:sz w:val="18"/>
               </w:rPr>
-              <w:t>HT Markets MENA FZE — Custody</w:t>
+              <w:t>3a8c2d14-f1b7-4e95-a623-9d8e7c4b1f5a</w:t>
             </w:r>
           </w:p>
         </w:tc>
@@ -374,7 +374,7 @@
                 <w:color w:val="0A2342"/>
                 <w:sz w:val="18"/>
               </w:rPr>
-              <w:t>Enterprise ID</w:t>
+              <w:t>Broker Entity</w:t>
             </w:r>
           </w:p>
         </w:tc>
@@ -399,7 +399,7 @@
                 <w:color w:val="4A5568"/>
                 <w:sz w:val="18"/>
               </w:rPr>
-              <w:t>21a4bf26-8dcc-11ee-9b69-2346469ca27d</w:t>
+              <w:t>HT Markets (SVG) Ltd</w:t>
             </w:r>
           </w:p>
         </w:tc>
@@ -427,7 +427,7 @@
                 <w:color w:val="0A2342"/>
                 <w:sz w:val="18"/>
               </w:rPr>
-              <w:t>Custodian</w:t>
+              <w:t>Statement Period</w:t>
             </w:r>
           </w:p>
         </w:tc>
@@ -435,58 +435,6 @@
           <w:tcPr>
             <w:tcW w:type="dxa" w:w="6746"/>
             <w:shd w:val="clear" w:color="auto" w:fill="F5F7FA"/>
-            <w:tcBorders>
-              <w:bottom w:val="single" w:sz="4" w:color="D0D5DD"/>
-            </w:tcBorders>
-            <w:vAlign w:val="center"/>
-          </w:tcPr>
-          <w:p>
-            <w:pPr>
-              <w:spacing w:before="40" w:after="40"/>
-            </w:pPr>
-            <w:r>
-              <w:rPr>
-                <w:rFonts w:ascii="Arial" w:hAnsi="Arial"/>
-                <w:rFonts w:ascii="Arial" w:hAnsi="Arial" w:cs="Arial"/>
-                <w:b w:val="0"/>
-                <w:i w:val="0"/>
-                <w:color w:val="4A5568"/>
-                <w:sz w:val="18"/>
-              </w:rPr>
-              <w:t>Hex Trust MENA FZE</w:t>
-            </w:r>
-          </w:p>
-        </w:tc>
-      </w:tr>
-      <w:tr>
-        <w:tc>
-          <w:tcPr>
-            <w:tcW w:type="dxa" w:w="3118"/>
-            <w:tcBorders>
-              <w:bottom w:val="single" w:sz="4" w:color="D0D5DD"/>
-            </w:tcBorders>
-            <w:vAlign w:val="center"/>
-          </w:tcPr>
-          <w:p>
-            <w:pPr>
-              <w:spacing w:before="40" w:after="40"/>
-            </w:pPr>
-            <w:r>
-              <w:rPr>
-                <w:rFonts w:ascii="Arial" w:hAnsi="Arial"/>
-                <w:rFonts w:ascii="Arial" w:hAnsi="Arial" w:cs="Arial"/>
-                <w:b/>
-                <w:i w:val="0"/>
-                <w:color w:val="0A2342"/>
-                <w:sz w:val="18"/>
-              </w:rPr>
-              <w:t>Statement Period</w:t>
-            </w:r>
-          </w:p>
-        </w:tc>
-        <w:tc>
-          <w:tcPr>
-            <w:tcW w:type="dxa" w:w="6746"/>
             <w:tcBorders>
               <w:bottom w:val="single" w:sz="4" w:color="D0D5DD"/>
             </w:tcBorders>
@@ -514,7 +462,6 @@
         <w:tc>
           <w:tcPr>
             <w:tcW w:type="dxa" w:w="3118"/>
-            <w:shd w:val="clear" w:color="auto" w:fill="F5F7FA"/>
             <w:tcBorders>
               <w:bottom w:val="single" w:sz="4" w:color="D0D5DD"/>
             </w:tcBorders>
@@ -540,7 +487,6 @@
         <w:tc>
           <w:tcPr>
             <w:tcW w:type="dxa" w:w="6746"/>
-            <w:shd w:val="clear" w:color="auto" w:fill="F5F7FA"/>
             <w:tcBorders>
               <w:bottom w:val="single" w:sz="4" w:color="D0D5DD"/>
             </w:tcBorders>
@@ -975,7 +921,7 @@
                 <w:color w:val="0A2342"/>
                 <w:sz w:val="19"/>
               </w:rPr>
-              <w:t>Activity Statement  ·  HT Markets MENA FZE</w:t>
+              <w:t>Activity Statement  ·  SuperRich Tech Limited</w:t>
             </w:r>
           </w:p>
           <w:p>
@@ -2566,7 +2512,7 @@
           <w:color w:val="0A2342"/>
           <w:sz w:val="18"/>
         </w:rPr>
-        <w:t>Disclaimer — Hex Trust MENA FZE:</w:t>
+        <w:t>Disclaimer — HT Markets (SVG) Ltd:</w:t>
       </w:r>
     </w:p>
     <w:p>
@@ -2582,7 +2528,7 @@
           <w:color w:val="0A2342"/>
           <w:sz w:val="18"/>
         </w:rPr>
-        <w:t>The client must review the information in the monthly statement and give Hex Trust MENA FZE written notice of any suspected error or omission as soon as reasonably possible (in any event, no later than 7 days of accessing / receiving the statement). Hex Trust MENA FZE will not be liable with respect to any error or omission in the monthly statement (including any reliance on any such error or omission) unless the client has timely objected in writing as aforementioned, unless such error or omission is the result of Hex Trust MENA FZE's bad faith or willful default. Hex Trust MENA FZE is regulated by the Virtual Assets Regulatory Authority (VARA), Dubai.</w:t>
+        <w:t>The client must review the information in the monthly statement and give HT Markets (SVG) Ltd written notice of any suspected error or omission as soon as reasonably possible (in any event, no later than 7 days of accessing / receiving the statement). HT Markets (SVG) Ltd will not be liable with respect to any error or omission in the monthly statement (including any reliance on any such error or omission) unless the client has timely objected in writing as aforementioned, unless such error or omission is the result of HT Markets (SVG) Ltd's bad faith or willful default. HT Markets (SVG) Ltd acts as principal for all OTC trades; statement reflects executed trade activity and settlement movements.</w:t>
       </w:r>
     </w:p>
     <w:sectPr>

--- a/mockup/monthly_client_statement/sample-statements/OTCTrading_Simplified_sample.docx
+++ b/mockup/monthly_client_statement/sample-statements/OTCTrading_Simplified_sample.docx
@@ -884,7 +884,7 @@
                 <w:color w:val="0A2342"/>
                 <w:sz w:val="44"/>
               </w:rPr>
-              <w:t>Section 3 — OTC Trading (Simplified View)</w:t>
+              <w:t>Section 2 — Trading Activities</w:t>
             </w:r>
           </w:p>
         </w:tc>

--- a/mockup/monthly_client_statement/sample-statements/OTCTrading_Simplified_sample.docx
+++ b/mockup/monthly_client_statement/sample-statements/OTCTrading_Simplified_sample.docx
@@ -2185,6 +2185,569 @@
         <w:tc>
           <w:tcPr>
             <w:tcW w:type="dxa" w:w="1304"/>
+            <w:shd w:val="clear" w:color="auto" w:fill="F5F7FA"/>
+            <w:tcBorders>
+              <w:bottom w:val="single" w:sz="4" w:color="D0D5DD"/>
+            </w:tcBorders>
+            <w:vAlign w:val="center"/>
+          </w:tcPr>
+          <w:p>
+            <w:pPr>
+              <w:spacing w:before="40" w:after="40"/>
+            </w:pPr>
+            <w:r>
+              <w:rPr>
+                <w:rFonts w:ascii="Arial" w:hAnsi="Arial"/>
+                <w:rFonts w:ascii="Arial" w:hAnsi="Arial" w:cs="Arial"/>
+                <w:b w:val="0"/>
+                <w:i w:val="0"/>
+                <w:color w:val="4A5568"/>
+                <w:sz w:val="16"/>
+              </w:rPr>
+              <w:t>USDC/USD</w:t>
+            </w:r>
+          </w:p>
+        </w:tc>
+        <w:tc>
+          <w:tcPr>
+            <w:tcW w:type="dxa" w:w="964"/>
+            <w:shd w:val="clear" w:color="auto" w:fill="F5F7FA"/>
+            <w:tcBorders>
+              <w:bottom w:val="single" w:sz="4" w:color="D0D5DD"/>
+            </w:tcBorders>
+            <w:vAlign w:val="center"/>
+          </w:tcPr>
+          <w:p>
+            <w:pPr>
+              <w:spacing w:before="40" w:after="40"/>
+              <w:jc w:val="right"/>
+            </w:pPr>
+            <w:r>
+              <w:rPr>
+                <w:rFonts w:ascii="Arial" w:hAnsi="Arial"/>
+                <w:rFonts w:ascii="Arial" w:hAnsi="Arial" w:cs="Arial"/>
+                <w:b w:val="0"/>
+                <w:i w:val="0"/>
+                <w:color w:val="4A5568"/>
+                <w:sz w:val="16"/>
+              </w:rPr>
+              <w:t>5</w:t>
+            </w:r>
+          </w:p>
+        </w:tc>
+        <w:tc>
+          <w:tcPr>
+            <w:tcW w:type="dxa" w:w="1757"/>
+            <w:shd w:val="clear" w:color="auto" w:fill="F5F7FA"/>
+            <w:tcBorders>
+              <w:bottom w:val="single" w:sz="4" w:color="D0D5DD"/>
+            </w:tcBorders>
+            <w:vAlign w:val="center"/>
+          </w:tcPr>
+          <w:p>
+            <w:pPr>
+              <w:spacing w:before="40" w:after="40"/>
+              <w:jc w:val="right"/>
+            </w:pPr>
+            <w:r>
+              <w:rPr>
+                <w:rFonts w:ascii="Arial" w:hAnsi="Arial"/>
+                <w:rFonts w:ascii="Arial" w:hAnsi="Arial" w:cs="Arial"/>
+                <w:b w:val="0"/>
+                <w:i w:val="0"/>
+                <w:color w:val="4A5568"/>
+                <w:sz w:val="16"/>
+              </w:rPr>
+              <w:t>$750,000.00</w:t>
+            </w:r>
+          </w:p>
+        </w:tc>
+        <w:tc>
+          <w:tcPr>
+            <w:tcW w:type="dxa" w:w="1871"/>
+            <w:shd w:val="clear" w:color="auto" w:fill="F5F7FA"/>
+            <w:tcBorders>
+              <w:bottom w:val="single" w:sz="4" w:color="D0D5DD"/>
+            </w:tcBorders>
+            <w:vAlign w:val="center"/>
+          </w:tcPr>
+          <w:p>
+            <w:pPr>
+              <w:spacing w:before="40" w:after="40"/>
+              <w:jc w:val="right"/>
+            </w:pPr>
+            <w:r>
+              <w:rPr>
+                <w:rFonts w:ascii="Arial" w:hAnsi="Arial"/>
+                <w:rFonts w:ascii="Arial" w:hAnsi="Arial" w:cs="Arial"/>
+                <w:b w:val="0"/>
+                <w:i w:val="0"/>
+                <w:color w:val="15803D"/>
+                <w:sz w:val="16"/>
+              </w:rPr>
+              <w:t>+750,000.0000 USDC</w:t>
+            </w:r>
+          </w:p>
+        </w:tc>
+        <w:tc>
+          <w:tcPr>
+            <w:tcW w:type="dxa" w:w="1644"/>
+            <w:shd w:val="clear" w:color="auto" w:fill="F5F7FA"/>
+            <w:tcBorders>
+              <w:bottom w:val="single" w:sz="4" w:color="D0D5DD"/>
+            </w:tcBorders>
+            <w:vAlign w:val="center"/>
+          </w:tcPr>
+          <w:p>
+            <w:pPr>
+              <w:spacing w:before="40" w:after="40"/>
+              <w:jc w:val="right"/>
+            </w:pPr>
+            <w:r>
+              <w:rPr>
+                <w:rFonts w:ascii="Arial" w:hAnsi="Arial"/>
+                <w:rFonts w:ascii="Arial" w:hAnsi="Arial" w:cs="Arial"/>
+                <w:b w:val="0"/>
+                <w:i w:val="0"/>
+                <w:color w:val="4A5568"/>
+                <w:sz w:val="16"/>
+              </w:rPr>
+              <w:t>$1.0000</w:t>
+            </w:r>
+          </w:p>
+        </w:tc>
+        <w:tc>
+          <w:tcPr>
+            <w:tcW w:type="dxa" w:w="1077"/>
+            <w:shd w:val="clear" w:color="auto" w:fill="F5F7FA"/>
+            <w:tcBorders>
+              <w:bottom w:val="single" w:sz="4" w:color="D0D5DD"/>
+            </w:tcBorders>
+            <w:vAlign w:val="center"/>
+          </w:tcPr>
+          <w:p>
+            <w:pPr>
+              <w:spacing w:before="40" w:after="40"/>
+              <w:jc w:val="right"/>
+            </w:pPr>
+            <w:r>
+              <w:rPr>
+                <w:rFonts w:ascii="Arial" w:hAnsi="Arial"/>
+                <w:rFonts w:ascii="Arial" w:hAnsi="Arial" w:cs="Arial"/>
+                <w:b w:val="0"/>
+                <w:i w:val="0"/>
+                <w:color w:val="4A5568"/>
+                <w:sz w:val="16"/>
+              </w:rPr>
+              <w:t>5</w:t>
+            </w:r>
+          </w:p>
+        </w:tc>
+        <w:tc>
+          <w:tcPr>
+            <w:tcW w:type="dxa" w:w="1587"/>
+            <w:shd w:val="clear" w:color="auto" w:fill="F5F7FA"/>
+            <w:tcBorders>
+              <w:bottom w:val="single" w:sz="4" w:color="D0D5DD"/>
+            </w:tcBorders>
+            <w:vAlign w:val="center"/>
+          </w:tcPr>
+          <w:p>
+            <w:pPr>
+              <w:spacing w:before="40" w:after="40"/>
+              <w:jc w:val="right"/>
+            </w:pPr>
+            <w:r>
+              <w:rPr>
+                <w:rFonts w:ascii="Arial" w:hAnsi="Arial"/>
+                <w:rFonts w:ascii="Arial" w:hAnsi="Arial" w:cs="Arial"/>
+                <w:b w:val="0"/>
+                <w:i w:val="0"/>
+                <w:color w:val="4A5568"/>
+                <w:sz w:val="16"/>
+              </w:rPr>
+              <w:t>—</w:t>
+            </w:r>
+          </w:p>
+        </w:tc>
+      </w:tr>
+      <w:tr>
+        <w:tc>
+          <w:tcPr>
+            <w:tcW w:type="dxa" w:w="1304"/>
+            <w:tcBorders>
+              <w:bottom w:val="single" w:sz="4" w:color="D0D5DD"/>
+            </w:tcBorders>
+            <w:vAlign w:val="center"/>
+          </w:tcPr>
+          <w:p>
+            <w:pPr>
+              <w:spacing w:before="40" w:after="40"/>
+            </w:pPr>
+            <w:r>
+              <w:rPr>
+                <w:rFonts w:ascii="Arial" w:hAnsi="Arial"/>
+                <w:rFonts w:ascii="Arial" w:hAnsi="Arial" w:cs="Arial"/>
+                <w:b w:val="0"/>
+                <w:i w:val="0"/>
+                <w:color w:val="4A5568"/>
+                <w:sz w:val="16"/>
+              </w:rPr>
+              <w:t>BTC/USD</w:t>
+            </w:r>
+          </w:p>
+        </w:tc>
+        <w:tc>
+          <w:tcPr>
+            <w:tcW w:type="dxa" w:w="964"/>
+            <w:tcBorders>
+              <w:bottom w:val="single" w:sz="4" w:color="D0D5DD"/>
+            </w:tcBorders>
+            <w:vAlign w:val="center"/>
+          </w:tcPr>
+          <w:p>
+            <w:pPr>
+              <w:spacing w:before="40" w:after="40"/>
+              <w:jc w:val="right"/>
+            </w:pPr>
+            <w:r>
+              <w:rPr>
+                <w:rFonts w:ascii="Arial" w:hAnsi="Arial"/>
+                <w:rFonts w:ascii="Arial" w:hAnsi="Arial" w:cs="Arial"/>
+                <w:b w:val="0"/>
+                <w:i w:val="0"/>
+                <w:color w:val="4A5568"/>
+                <w:sz w:val="16"/>
+              </w:rPr>
+              <w:t>2</w:t>
+            </w:r>
+          </w:p>
+        </w:tc>
+        <w:tc>
+          <w:tcPr>
+            <w:tcW w:type="dxa" w:w="1757"/>
+            <w:tcBorders>
+              <w:bottom w:val="single" w:sz="4" w:color="D0D5DD"/>
+            </w:tcBorders>
+            <w:vAlign w:val="center"/>
+          </w:tcPr>
+          <w:p>
+            <w:pPr>
+              <w:spacing w:before="40" w:after="40"/>
+              <w:jc w:val="right"/>
+            </w:pPr>
+            <w:r>
+              <w:rPr>
+                <w:rFonts w:ascii="Arial" w:hAnsi="Arial"/>
+                <w:rFonts w:ascii="Arial" w:hAnsi="Arial" w:cs="Arial"/>
+                <w:b w:val="0"/>
+                <w:i w:val="0"/>
+                <w:color w:val="4A5568"/>
+                <w:sz w:val="16"/>
+              </w:rPr>
+              <w:t>$1,215,000.00</w:t>
+            </w:r>
+          </w:p>
+        </w:tc>
+        <w:tc>
+          <w:tcPr>
+            <w:tcW w:type="dxa" w:w="1871"/>
+            <w:tcBorders>
+              <w:bottom w:val="single" w:sz="4" w:color="D0D5DD"/>
+            </w:tcBorders>
+            <w:vAlign w:val="center"/>
+          </w:tcPr>
+          <w:p>
+            <w:pPr>
+              <w:spacing w:before="40" w:after="40"/>
+              <w:jc w:val="right"/>
+            </w:pPr>
+            <w:r>
+              <w:rPr>
+                <w:rFonts w:ascii="Arial" w:hAnsi="Arial"/>
+                <w:rFonts w:ascii="Arial" w:hAnsi="Arial" w:cs="Arial"/>
+                <w:b w:val="0"/>
+                <w:i w:val="0"/>
+                <w:color w:val="15803D"/>
+                <w:sz w:val="16"/>
+              </w:rPr>
+              <w:t>+15.0000 BTC</w:t>
+            </w:r>
+          </w:p>
+        </w:tc>
+        <w:tc>
+          <w:tcPr>
+            <w:tcW w:type="dxa" w:w="1644"/>
+            <w:tcBorders>
+              <w:bottom w:val="single" w:sz="4" w:color="D0D5DD"/>
+            </w:tcBorders>
+            <w:vAlign w:val="center"/>
+          </w:tcPr>
+          <w:p>
+            <w:pPr>
+              <w:spacing w:before="40" w:after="40"/>
+              <w:jc w:val="right"/>
+            </w:pPr>
+            <w:r>
+              <w:rPr>
+                <w:rFonts w:ascii="Arial" w:hAnsi="Arial"/>
+                <w:rFonts w:ascii="Arial" w:hAnsi="Arial" w:cs="Arial"/>
+                <w:b w:val="0"/>
+                <w:i w:val="0"/>
+                <w:color w:val="4A5568"/>
+                <w:sz w:val="16"/>
+              </w:rPr>
+              <w:t>$81,000.00</w:t>
+            </w:r>
+          </w:p>
+        </w:tc>
+        <w:tc>
+          <w:tcPr>
+            <w:tcW w:type="dxa" w:w="1077"/>
+            <w:tcBorders>
+              <w:bottom w:val="single" w:sz="4" w:color="D0D5DD"/>
+            </w:tcBorders>
+            <w:vAlign w:val="center"/>
+          </w:tcPr>
+          <w:p>
+            <w:pPr>
+              <w:spacing w:before="40" w:after="40"/>
+              <w:jc w:val="right"/>
+            </w:pPr>
+            <w:r>
+              <w:rPr>
+                <w:rFonts w:ascii="Arial" w:hAnsi="Arial"/>
+                <w:rFonts w:ascii="Arial" w:hAnsi="Arial" w:cs="Arial"/>
+                <w:b w:val="0"/>
+                <w:i w:val="0"/>
+                <w:color w:val="4A5568"/>
+                <w:sz w:val="16"/>
+              </w:rPr>
+              <w:t>2</w:t>
+            </w:r>
+          </w:p>
+        </w:tc>
+        <w:tc>
+          <w:tcPr>
+            <w:tcW w:type="dxa" w:w="1587"/>
+            <w:tcBorders>
+              <w:bottom w:val="single" w:sz="4" w:color="D0D5DD"/>
+            </w:tcBorders>
+            <w:vAlign w:val="center"/>
+          </w:tcPr>
+          <w:p>
+            <w:pPr>
+              <w:spacing w:before="40" w:after="40"/>
+              <w:jc w:val="right"/>
+            </w:pPr>
+            <w:r>
+              <w:rPr>
+                <w:rFonts w:ascii="Arial" w:hAnsi="Arial"/>
+                <w:rFonts w:ascii="Arial" w:hAnsi="Arial" w:cs="Arial"/>
+                <w:b w:val="0"/>
+                <w:i w:val="0"/>
+                <w:color w:val="4A5568"/>
+                <w:sz w:val="16"/>
+              </w:rPr>
+              <w:t>—</w:t>
+            </w:r>
+          </w:p>
+        </w:tc>
+      </w:tr>
+      <w:tr>
+        <w:tc>
+          <w:tcPr>
+            <w:tcW w:type="dxa" w:w="1304"/>
+            <w:shd w:val="clear" w:color="auto" w:fill="F5F7FA"/>
+            <w:tcBorders>
+              <w:bottom w:val="single" w:sz="4" w:color="D0D5DD"/>
+            </w:tcBorders>
+            <w:vAlign w:val="center"/>
+          </w:tcPr>
+          <w:p>
+            <w:pPr>
+              <w:spacing w:before="40" w:after="40"/>
+            </w:pPr>
+            <w:r>
+              <w:rPr>
+                <w:rFonts w:ascii="Arial" w:hAnsi="Arial"/>
+                <w:rFonts w:ascii="Arial" w:hAnsi="Arial" w:cs="Arial"/>
+                <w:b w:val="0"/>
+                <w:i w:val="0"/>
+                <w:color w:val="4A5568"/>
+                <w:sz w:val="16"/>
+              </w:rPr>
+              <w:t>ETH/USD</w:t>
+            </w:r>
+          </w:p>
+        </w:tc>
+        <w:tc>
+          <w:tcPr>
+            <w:tcW w:type="dxa" w:w="964"/>
+            <w:shd w:val="clear" w:color="auto" w:fill="F5F7FA"/>
+            <w:tcBorders>
+              <w:bottom w:val="single" w:sz="4" w:color="D0D5DD"/>
+            </w:tcBorders>
+            <w:vAlign w:val="center"/>
+          </w:tcPr>
+          <w:p>
+            <w:pPr>
+              <w:spacing w:before="40" w:after="40"/>
+              <w:jc w:val="right"/>
+            </w:pPr>
+            <w:r>
+              <w:rPr>
+                <w:rFonts w:ascii="Arial" w:hAnsi="Arial"/>
+                <w:rFonts w:ascii="Arial" w:hAnsi="Arial" w:cs="Arial"/>
+                <w:b w:val="0"/>
+                <w:i w:val="0"/>
+                <w:color w:val="4A5568"/>
+                <w:sz w:val="16"/>
+              </w:rPr>
+              <w:t>1</w:t>
+            </w:r>
+          </w:p>
+        </w:tc>
+        <w:tc>
+          <w:tcPr>
+            <w:tcW w:type="dxa" w:w="1757"/>
+            <w:shd w:val="clear" w:color="auto" w:fill="F5F7FA"/>
+            <w:tcBorders>
+              <w:bottom w:val="single" w:sz="4" w:color="D0D5DD"/>
+            </w:tcBorders>
+            <w:vAlign w:val="center"/>
+          </w:tcPr>
+          <w:p>
+            <w:pPr>
+              <w:spacing w:before="40" w:after="40"/>
+              <w:jc w:val="right"/>
+            </w:pPr>
+            <w:r>
+              <w:rPr>
+                <w:rFonts w:ascii="Arial" w:hAnsi="Arial"/>
+                <w:rFonts w:ascii="Arial" w:hAnsi="Arial" w:cs="Arial"/>
+                <w:b w:val="0"/>
+                <w:i w:val="0"/>
+                <w:color w:val="4A5568"/>
+                <w:sz w:val="16"/>
+              </w:rPr>
+              <w:t>$211,500.00</w:t>
+            </w:r>
+          </w:p>
+        </w:tc>
+        <w:tc>
+          <w:tcPr>
+            <w:tcW w:type="dxa" w:w="1871"/>
+            <w:shd w:val="clear" w:color="auto" w:fill="F5F7FA"/>
+            <w:tcBorders>
+              <w:bottom w:val="single" w:sz="4" w:color="D0D5DD"/>
+            </w:tcBorders>
+            <w:vAlign w:val="center"/>
+          </w:tcPr>
+          <w:p>
+            <w:pPr>
+              <w:spacing w:before="40" w:after="40"/>
+              <w:jc w:val="right"/>
+            </w:pPr>
+            <w:r>
+              <w:rPr>
+                <w:rFonts w:ascii="Arial" w:hAnsi="Arial"/>
+                <w:rFonts w:ascii="Arial" w:hAnsi="Arial" w:cs="Arial"/>
+                <w:b w:val="0"/>
+                <w:i w:val="0"/>
+                <w:color w:val="B91C1C"/>
+                <w:sz w:val="16"/>
+              </w:rPr>
+              <w:t>-50.0000 ETH</w:t>
+            </w:r>
+          </w:p>
+        </w:tc>
+        <w:tc>
+          <w:tcPr>
+            <w:tcW w:type="dxa" w:w="1644"/>
+            <w:shd w:val="clear" w:color="auto" w:fill="F5F7FA"/>
+            <w:tcBorders>
+              <w:bottom w:val="single" w:sz="4" w:color="D0D5DD"/>
+            </w:tcBorders>
+            <w:vAlign w:val="center"/>
+          </w:tcPr>
+          <w:p>
+            <w:pPr>
+              <w:spacing w:before="40" w:after="40"/>
+              <w:jc w:val="right"/>
+            </w:pPr>
+            <w:r>
+              <w:rPr>
+                <w:rFonts w:ascii="Arial" w:hAnsi="Arial"/>
+                <w:rFonts w:ascii="Arial" w:hAnsi="Arial" w:cs="Arial"/>
+                <w:b w:val="0"/>
+                <w:i w:val="0"/>
+                <w:color w:val="4A5568"/>
+                <w:sz w:val="16"/>
+              </w:rPr>
+              <w:t>$4,230.00</w:t>
+            </w:r>
+          </w:p>
+        </w:tc>
+        <w:tc>
+          <w:tcPr>
+            <w:tcW w:type="dxa" w:w="1077"/>
+            <w:shd w:val="clear" w:color="auto" w:fill="F5F7FA"/>
+            <w:tcBorders>
+              <w:bottom w:val="single" w:sz="4" w:color="D0D5DD"/>
+            </w:tcBorders>
+            <w:vAlign w:val="center"/>
+          </w:tcPr>
+          <w:p>
+            <w:pPr>
+              <w:spacing w:before="40" w:after="40"/>
+              <w:jc w:val="right"/>
+            </w:pPr>
+            <w:r>
+              <w:rPr>
+                <w:rFonts w:ascii="Arial" w:hAnsi="Arial"/>
+                <w:rFonts w:ascii="Arial" w:hAnsi="Arial" w:cs="Arial"/>
+                <w:b w:val="0"/>
+                <w:i w:val="0"/>
+                <w:color w:val="4A5568"/>
+                <w:sz w:val="16"/>
+              </w:rPr>
+              <w:t>1</w:t>
+            </w:r>
+          </w:p>
+        </w:tc>
+        <w:tc>
+          <w:tcPr>
+            <w:tcW w:type="dxa" w:w="1587"/>
+            <w:shd w:val="clear" w:color="auto" w:fill="F5F7FA"/>
+            <w:tcBorders>
+              <w:bottom w:val="single" w:sz="4" w:color="D0D5DD"/>
+            </w:tcBorders>
+            <w:vAlign w:val="center"/>
+          </w:tcPr>
+          <w:p>
+            <w:pPr>
+              <w:spacing w:before="40" w:after="40"/>
+              <w:jc w:val="right"/>
+            </w:pPr>
+            <w:r>
+              <w:rPr>
+                <w:rFonts w:ascii="Arial" w:hAnsi="Arial"/>
+                <w:rFonts w:ascii="Arial" w:hAnsi="Arial" w:cs="Arial"/>
+                <w:b w:val="0"/>
+                <w:i w:val="0"/>
+                <w:color w:val="4A5568"/>
+                <w:sz w:val="16"/>
+              </w:rPr>
+              <w:t>—</w:t>
+            </w:r>
+          </w:p>
+        </w:tc>
+      </w:tr>
+      <w:tr>
+        <w:tc>
+          <w:tcPr>
+            <w:tcW w:type="dxa" w:w="1304"/>
             <w:shd w:val="clear" w:color="auto" w:fill="E5EBF1"/>
             <w:tcBorders>
               <w:bottom w:val="single" w:sz="4" w:color="D0D5DD"/>
@@ -2231,7 +2794,7 @@
                 <w:color w:val="0A2342"/>
                 <w:sz w:val="16"/>
               </w:rPr>
-              <w:t>16</w:t>
+              <w:t>24</w:t>
             </w:r>
           </w:p>
         </w:tc>
@@ -2258,7 +2821,7 @@
                 <w:color w:val="0A2342"/>
                 <w:sz w:val="16"/>
               </w:rPr>
-              <w:t>$6,213,840.00</w:t>
+              <w:t>$8,390,340.00</w:t>
             </w:r>
           </w:p>
         </w:tc>
@@ -2339,7 +2902,7 @@
                 <w:color w:val="0A2342"/>
                 <w:sz w:val="16"/>
               </w:rPr>
-              <w:t>14</w:t>
+              <w:t>22</w:t>
             </w:r>
           </w:p>
         </w:tc>

--- a/mockup/monthly_client_statement/sample-statements/OTCTrading_Simplified_sample.docx
+++ b/mockup/monthly_client_statement/sample-statements/OTCTrading_Simplified_sample.docx
@@ -427,7 +427,7 @@
                 <w:color w:val="0A2342"/>
                 <w:sz w:val="18"/>
               </w:rPr>
-              <w:t>Statement Period</w:t>
+              <w:t>Reporting Currency</w:t>
             </w:r>
           </w:p>
         </w:tc>
@@ -435,58 +435,6 @@
           <w:tcPr>
             <w:tcW w:type="dxa" w:w="6746"/>
             <w:shd w:val="clear" w:color="auto" w:fill="F5F7FA"/>
-            <w:tcBorders>
-              <w:bottom w:val="single" w:sz="4" w:color="D0D5DD"/>
-            </w:tcBorders>
-            <w:vAlign w:val="center"/>
-          </w:tcPr>
-          <w:p>
-            <w:pPr>
-              <w:spacing w:before="40" w:after="40"/>
-            </w:pPr>
-            <w:r>
-              <w:rPr>
-                <w:rFonts w:ascii="Arial" w:hAnsi="Arial"/>
-                <w:rFonts w:ascii="Arial" w:hAnsi="Arial" w:cs="Arial"/>
-                <w:b w:val="0"/>
-                <w:i w:val="0"/>
-                <w:color w:val="4A5568"/>
-                <w:sz w:val="18"/>
-              </w:rPr>
-              <w:t>01 Apr 2026 - 30 Apr 2026</w:t>
-            </w:r>
-          </w:p>
-        </w:tc>
-      </w:tr>
-      <w:tr>
-        <w:tc>
-          <w:tcPr>
-            <w:tcW w:type="dxa" w:w="3118"/>
-            <w:tcBorders>
-              <w:bottom w:val="single" w:sz="4" w:color="D0D5DD"/>
-            </w:tcBorders>
-            <w:vAlign w:val="center"/>
-          </w:tcPr>
-          <w:p>
-            <w:pPr>
-              <w:spacing w:before="40" w:after="40"/>
-            </w:pPr>
-            <w:r>
-              <w:rPr>
-                <w:rFonts w:ascii="Arial" w:hAnsi="Arial"/>
-                <w:rFonts w:ascii="Arial" w:hAnsi="Arial" w:cs="Arial"/>
-                <w:b/>
-                <w:i w:val="0"/>
-                <w:color w:val="0A2342"/>
-                <w:sz w:val="18"/>
-              </w:rPr>
-              <w:t>Reporting Currency</w:t>
-            </w:r>
-          </w:p>
-        </w:tc>
-        <w:tc>
-          <w:tcPr>
-            <w:tcW w:type="dxa" w:w="6746"/>
             <w:tcBorders>
               <w:bottom w:val="single" w:sz="4" w:color="D0D5DD"/>
             </w:tcBorders>

--- a/mockup/monthly_client_statement/sample-statements/OTCTrading_Simplified_sample.docx
+++ b/mockup/monthly_client_statement/sample-statements/OTCTrading_Simplified_sample.docx
@@ -15,7 +15,7 @@
           <w:color w:val="4A5568"/>
           <w:sz w:val="20"/>
         </w:rPr>
-        <w:t>07 May 2026</w:t>
+        <w:t>01 May 2026</w:t>
       </w:r>
     </w:p>
     <w:p>

--- a/mockup/monthly_client_statement/sample-statements/OTCTrading_Simplified_sample.docx
+++ b/mockup/monthly_client_statement/sample-statements/OTCTrading_Simplified_sample.docx
@@ -453,7 +453,7 @@
                 <w:color w:val="4A5568"/>
                 <w:sz w:val="18"/>
               </w:rPr>
-              <w:t>USD (spot @ 23:59:59 UTC on last day of period)</w:t>
+              <w:t>USD</w:t>
             </w:r>
           </w:p>
         </w:tc>

--- a/mockup/monthly_client_statement/sample-statements/OTCTrading_Simplified_sample.docx
+++ b/mockup/monthly_client_statement/sample-statements/OTCTrading_Simplified_sample.docx
@@ -832,7 +832,7 @@
                 <w:color w:val="0A2342"/>
                 <w:sz w:val="44"/>
               </w:rPr>
-              <w:t>Section 2 — Trading Activities</w:t>
+              <w:t>Section 2 — Statement Details</w:t>
             </w:r>
           </w:p>
         </w:tc>
